--- a/简历/非交易所修改/王鹏-测试工程师-7年-本科.docx
+++ b/简历/非交易所修改/王鹏-测试工程师-7年-本科.docx
@@ -387,6 +387,33 @@
     </w:p>
     <w:p>
       <w:pPr>
+        <w:spacing w:after="40" w:line="360" w:lineRule="exact"/>
+        <w:ind w:firstLine="420"/>
+        <w:rPr>
+          <w:rFonts w:hint="eastAsia" w:ascii="宋体" w:hAnsi="宋体" w:eastAsia="宋体" w:cs="宋体"/>
+          <w:sz w:val="20"/>
+          <w:szCs w:val="20"/>
+        </w:rPr>
+      </w:pPr>
+      <w:r>
+        <w:rPr>
+          <w:rFonts w:hint="eastAsia"/>
+          <w:color w:val="333333"/>
+          <w:spacing w:val="8"/>
+        </w:rPr>
+        <w:t>7年测试经验，具备金融级APP全生命周期质量保障背景，主导自研AI+测试一体化平台（Django+Vue+多模型接入），</w:t>
+      </w:r>
+      <w:r>
+        <w:rPr>
+          <w:rFonts w:hint="eastAsia" w:ascii="宋体" w:hAnsi="宋体" w:eastAsia="宋体" w:cs="宋体"/>
+          <w:sz w:val="20"/>
+          <w:szCs w:val="20"/>
+        </w:rPr>
+        <w:t>深度覆盖AI测试提效、接口/UI自动化体系搭建、大数据全链路校验及ERP供应链核算闭环。具备从0到1搭建自动化测试体系的能力，熟悉AI辅助测试、CI/CD持续集成、性能测试及团队管理，擅长用AI和工程化手段提升测试效能与交付质量。</w:t>
+      </w:r>
+    </w:p>
+    <w:p>
+      <w:pPr>
         <w:pStyle w:val="2"/>
         <w:spacing w:before="2" w:line="349" w:lineRule="auto"/>
         <w:ind w:left="6" w:right="179" w:firstLine="4"/>
@@ -395,14 +422,6 @@
           <w:sz w:val="21"/>
         </w:rPr>
       </w:pPr>
-      <w:r>
-        <w:rPr>
-          <w:rFonts w:hint="eastAsia"/>
-          <w:color w:val="333333"/>
-          <w:spacing w:val="8"/>
-        </w:rPr>
-        <w:t>7年测试经验，具备金融级APP全生命周期质量保障背景，主导自研AI+测试一体化平台（Django+Vue+多模型接入），深度覆盖AI测试提效、接口/UI自动化体系搭建、大数据全链路校验及ERP供应链核算闭环，兼具测试架构设计能力与团队管理经验。</w:t>
-      </w:r>
     </w:p>
     <w:p>
       <w:pPr>
@@ -450,7 +469,7 @@
       </w:pPr>
       <w:r>
         <w:drawing>
-          <wp:anchor distT="0" distB="0" distL="0" distR="0" simplePos="0" relativeHeight="251663360" behindDoc="0" locked="0" layoutInCell="1" allowOverlap="1">
+          <wp:anchor distT="0" distB="0" distL="0" distR="0" simplePos="0" relativeHeight="251664384" behindDoc="0" locked="0" layoutInCell="1" allowOverlap="1">
             <wp:simplePos x="0" y="0"/>
             <wp:positionH relativeFrom="column">
               <wp:posOffset>0</wp:posOffset>
@@ -496,323 +515,124 @@
       <w:pPr>
         <w:numPr>
           <w:ilvl w:val="0"/>
-          <w:numId w:val="1"/>
+          <w:numId w:val="0"/>
         </w:numPr>
-        <w:spacing w:line="321" w:lineRule="auto"/>
-        <w:ind w:left="420" w:leftChars="0" w:hanging="420" w:firstLineChars="0"/>
+        <w:spacing w:after="40" w:line="360" w:lineRule="exact"/>
+        <w:ind w:leftChars="0"/>
         <w:rPr>
           <w:rFonts w:hint="eastAsia" w:ascii="宋体" w:hAnsi="宋体" w:eastAsia="宋体" w:cs="宋体"/>
-          <w:snapToGrid w:val="0"/>
-          <w:color w:val="333333"/>
-          <w:spacing w:val="7"/>
-          <w:kern w:val="0"/>
-          <w:sz w:val="19"/>
-          <w:szCs w:val="19"/>
-          <w:lang w:val="en-US" w:eastAsia="en-US" w:bidi="ar-SA"/>
-        </w:rPr>
-      </w:pPr>
+          <w:sz w:val="20"/>
+          <w:szCs w:val="20"/>
+        </w:rPr>
+      </w:pPr>
+      <w:r>
+        <w:rPr>
+          <w:rFonts w:ascii="宋体" w:hAnsi="宋体"/>
+          <w:sz w:val="20"/>
+          <w:szCs w:val="20"/>
+        </w:rPr>
+        <w:t xml:space="preserve">▸ </w:t>
+      </w:r>
       <w:r>
         <w:rPr>
           <w:rFonts w:hint="eastAsia" w:ascii="宋体" w:hAnsi="宋体" w:eastAsia="宋体" w:cs="宋体"/>
-          <w:snapToGrid w:val="0"/>
-          <w:color w:val="333333"/>
-          <w:spacing w:val="7"/>
-          <w:kern w:val="0"/>
-          <w:sz w:val="19"/>
-          <w:szCs w:val="19"/>
-          <w:lang w:val="en-US" w:eastAsia="en-US" w:bidi="ar-SA"/>
-        </w:rPr>
-        <w:t>测试体系：功能测试、接口测试、UI 自动化测试、性能测试、压力测试、数据对比校验</w:t>
+          <w:sz w:val="20"/>
+          <w:szCs w:val="20"/>
+        </w:rPr>
+        <w:t>AI辅助测试平台开发：基于Django 4.2 + DRF + Celery + Vue 3 + Element Plus + Vite全栈开发AI+测试一体化平台，集成DeepSeek、通义千问等多模型及LVM视觉模型与Browser-use智能浏览器自动化框架。精通AI提示词工程体系设计，覆盖用例生成、评审加固、数据生成等场景，单次AI生成用例有效率达85%+，累计生成可复用用例3000+</w:t>
       </w:r>
     </w:p>
     <w:p>
       <w:pPr>
         <w:numPr>
           <w:ilvl w:val="0"/>
-          <w:numId w:val="1"/>
+          <w:numId w:val="0"/>
         </w:numPr>
-        <w:spacing w:line="321" w:lineRule="auto"/>
-        <w:ind w:left="420" w:leftChars="0" w:hanging="420" w:firstLineChars="0"/>
+        <w:spacing w:after="40" w:line="360" w:lineRule="exact"/>
+        <w:ind w:leftChars="0"/>
         <w:rPr>
           <w:rFonts w:hint="eastAsia" w:ascii="宋体" w:hAnsi="宋体" w:eastAsia="宋体" w:cs="宋体"/>
-          <w:snapToGrid w:val="0"/>
-          <w:color w:val="333333"/>
-          <w:spacing w:val="7"/>
-          <w:kern w:val="0"/>
-          <w:sz w:val="19"/>
-          <w:szCs w:val="19"/>
-          <w:lang w:val="en-US" w:eastAsia="en-US" w:bidi="ar-SA"/>
-        </w:rPr>
-      </w:pPr>
+          <w:sz w:val="20"/>
+          <w:szCs w:val="20"/>
+        </w:rPr>
+      </w:pPr>
+      <w:r>
+        <w:rPr>
+          <w:rFonts w:ascii="宋体" w:hAnsi="宋体"/>
+          <w:sz w:val="20"/>
+          <w:szCs w:val="20"/>
+        </w:rPr>
+        <w:t xml:space="preserve">▸ </w:t>
+      </w:r>
       <w:r>
         <w:rPr>
           <w:rFonts w:hint="eastAsia" w:ascii="宋体" w:hAnsi="宋体" w:eastAsia="宋体" w:cs="宋体"/>
-          <w:snapToGrid w:val="0"/>
-          <w:color w:val="333333"/>
-          <w:spacing w:val="7"/>
-          <w:kern w:val="0"/>
-          <w:sz w:val="19"/>
-          <w:szCs w:val="19"/>
-          <w:lang w:val="en-US" w:eastAsia="en-US" w:bidi="ar-SA"/>
-        </w:rPr>
-        <w:t>后端框架：Django 4.2 + DRF + Celery + MySQL + PostgreSQL（RESTful API 设计、SSE 流式响应）</w:t>
+          <w:sz w:val="20"/>
+          <w:szCs w:val="20"/>
+        </w:rPr>
+        <w:t>接口与自动化测试：基于Python+Pytest+Requests+Allure框架搭建接口自动化测试体系，实现CI/CD持续回归。基于Selenium+WebDriver搭建Web UI自动化框架。构建AI Agent双模态UI自动化体系（Browser-use + LangChain），实现AI理解页面并自主完成测试操作，自动化回归覆盖率达90%+，脚本维护成本降低40%</w:t>
       </w:r>
     </w:p>
     <w:p>
       <w:pPr>
         <w:numPr>
           <w:ilvl w:val="0"/>
-          <w:numId w:val="1"/>
+          <w:numId w:val="0"/>
         </w:numPr>
-        <w:spacing w:line="321" w:lineRule="auto"/>
-        <w:ind w:left="420" w:leftChars="0" w:hanging="420" w:firstLineChars="0"/>
+        <w:spacing w:after="40" w:line="360" w:lineRule="exact"/>
+        <w:ind w:leftChars="0"/>
         <w:rPr>
           <w:rFonts w:hint="eastAsia" w:ascii="宋体" w:hAnsi="宋体" w:eastAsia="宋体" w:cs="宋体"/>
-          <w:snapToGrid w:val="0"/>
-          <w:color w:val="333333"/>
-          <w:spacing w:val="7"/>
-          <w:kern w:val="0"/>
-          <w:sz w:val="19"/>
-          <w:szCs w:val="19"/>
-          <w:lang w:val="en-US" w:eastAsia="en-US" w:bidi="ar-SA"/>
-        </w:rPr>
-      </w:pPr>
+          <w:sz w:val="20"/>
+          <w:szCs w:val="20"/>
+        </w:rPr>
+      </w:pPr>
+      <w:r>
+        <w:rPr>
+          <w:rFonts w:ascii="宋体" w:hAnsi="宋体"/>
+          <w:sz w:val="20"/>
+          <w:szCs w:val="20"/>
+        </w:rPr>
+        <w:t xml:space="preserve">▸ </w:t>
+      </w:r>
       <w:r>
         <w:rPr>
           <w:rFonts w:hint="eastAsia" w:ascii="宋体" w:hAnsi="宋体" w:eastAsia="宋体" w:cs="宋体"/>
-          <w:snapToGrid w:val="0"/>
-          <w:color w:val="333333"/>
-          <w:spacing w:val="7"/>
-          <w:kern w:val="0"/>
-          <w:sz w:val="19"/>
-          <w:szCs w:val="19"/>
-          <w:lang w:val="en-US" w:eastAsia="en-US" w:bidi="ar-SA"/>
-        </w:rPr>
-        <w:t>前端框架：Vue 3（Composition API + &lt;script setup&gt;）+ Vite + Element Plus + Pinia + Axios</w:t>
+          <w:sz w:val="20"/>
+          <w:szCs w:val="20"/>
+        </w:rPr>
+        <w:t>大数据与ERP测试：精通Hive SQL、PostgreSQL、Python、Odoo、用友ERP系统。独立负责财务大数据全链路质量保障，设计T+1数据完整性校验方案，确保海量财务数据零丢失、零重复。深入理解Odoo业务链路（采购→库存→销售→开票全流程），具备ERP供应链核算闭环测试经验</w:t>
       </w:r>
     </w:p>
     <w:p>
       <w:pPr>
         <w:numPr>
           <w:ilvl w:val="0"/>
-          <w:numId w:val="1"/>
+          <w:numId w:val="0"/>
         </w:numPr>
-        <w:spacing w:line="321" w:lineRule="auto"/>
-        <w:ind w:left="420" w:leftChars="0" w:hanging="420" w:firstLineChars="0"/>
+        <w:spacing w:after="40" w:line="360" w:lineRule="exact"/>
+        <w:ind w:leftChars="0"/>
         <w:rPr>
           <w:rFonts w:hint="eastAsia" w:ascii="宋体" w:hAnsi="宋体" w:eastAsia="宋体" w:cs="宋体"/>
-          <w:snapToGrid w:val="0"/>
-          <w:color w:val="333333"/>
-          <w:spacing w:val="7"/>
-          <w:kern w:val="0"/>
-          <w:sz w:val="19"/>
-          <w:szCs w:val="19"/>
-          <w:lang w:val="en-US" w:eastAsia="en-US" w:bidi="ar-SA"/>
-        </w:rPr>
-      </w:pPr>
+          <w:sz w:val="20"/>
+          <w:szCs w:val="20"/>
+        </w:rPr>
+      </w:pPr>
+      <w:r>
+        <w:rPr>
+          <w:rFonts w:ascii="宋体" w:hAnsi="宋体"/>
+          <w:sz w:val="20"/>
+          <w:szCs w:val="20"/>
+        </w:rPr>
+        <w:t xml:space="preserve">▸ </w:t>
+      </w:r>
       <w:r>
         <w:rPr>
           <w:rFonts w:hint="eastAsia" w:ascii="宋体" w:hAnsi="宋体" w:eastAsia="宋体" w:cs="宋体"/>
-          <w:snapToGrid w:val="0"/>
-          <w:color w:val="333333"/>
-          <w:spacing w:val="7"/>
-          <w:kern w:val="0"/>
-          <w:sz w:val="19"/>
-          <w:szCs w:val="19"/>
-          <w:lang w:val="en-US" w:eastAsia="en-US" w:bidi="ar-SA"/>
-        </w:rPr>
-        <w:t>AI 集成：DeepSeek / 通义千问 / Claude / GPT 多模型接入 + LangChain + LVM 视觉模型</w:t>
-      </w:r>
-    </w:p>
-    <w:p>
-      <w:pPr>
-        <w:numPr>
-          <w:ilvl w:val="0"/>
-          <w:numId w:val="1"/>
-        </w:numPr>
-        <w:spacing w:line="321" w:lineRule="auto"/>
-        <w:ind w:left="420" w:leftChars="0" w:hanging="420" w:firstLineChars="0"/>
-        <w:rPr>
-          <w:rFonts w:hint="eastAsia" w:ascii="宋体" w:hAnsi="宋体" w:eastAsia="宋体" w:cs="宋体"/>
-          <w:snapToGrid w:val="0"/>
-          <w:color w:val="333333"/>
-          <w:spacing w:val="7"/>
-          <w:kern w:val="0"/>
-          <w:sz w:val="19"/>
-          <w:szCs w:val="19"/>
-          <w:lang w:val="en-US" w:eastAsia="en-US" w:bidi="ar-SA"/>
-        </w:rPr>
-      </w:pPr>
-      <w:r>
-        <w:rPr>
-          <w:rFonts w:hint="eastAsia" w:ascii="宋体" w:hAnsi="宋体" w:eastAsia="宋体" w:cs="宋体"/>
-          <w:snapToGrid w:val="0"/>
-          <w:color w:val="333333"/>
-          <w:spacing w:val="7"/>
-          <w:kern w:val="0"/>
-          <w:sz w:val="19"/>
-          <w:szCs w:val="19"/>
-          <w:lang w:val="en-US" w:eastAsia="en-US" w:bidi="ar-SA"/>
-        </w:rPr>
-        <w:t>自动化测试：Pytest + Requests + Allure（接口）、Selenium + WebDriver（UI）、Playwright（E2E）、Airtest（Android）</w:t>
-      </w:r>
-    </w:p>
-    <w:p>
-      <w:pPr>
-        <w:numPr>
-          <w:ilvl w:val="0"/>
-          <w:numId w:val="1"/>
-        </w:numPr>
-        <w:spacing w:line="321" w:lineRule="auto"/>
-        <w:ind w:left="420" w:leftChars="0" w:hanging="420" w:firstLineChars="0"/>
-        <w:rPr>
-          <w:rFonts w:hint="eastAsia" w:ascii="宋体" w:hAnsi="宋体" w:eastAsia="宋体" w:cs="宋体"/>
-          <w:snapToGrid w:val="0"/>
-          <w:color w:val="333333"/>
-          <w:spacing w:val="7"/>
-          <w:kern w:val="0"/>
-          <w:sz w:val="19"/>
-          <w:szCs w:val="19"/>
-          <w:lang w:val="en-US" w:eastAsia="en-US" w:bidi="ar-SA"/>
-        </w:rPr>
-      </w:pPr>
-      <w:r>
-        <w:rPr>
-          <w:rFonts w:hint="eastAsia" w:ascii="宋体" w:hAnsi="宋体" w:eastAsia="宋体" w:cs="宋体"/>
-          <w:snapToGrid w:val="0"/>
-          <w:color w:val="333333"/>
-          <w:spacing w:val="7"/>
-          <w:kern w:val="0"/>
-          <w:sz w:val="19"/>
-          <w:szCs w:val="19"/>
-          <w:lang w:val="en-US" w:eastAsia="en-US" w:bidi="ar-SA"/>
-        </w:rPr>
-        <w:t>CI/CD &amp; 工具：Jenkins + Docker + Git + JMeter + Grafana + SonarQube + MeterSphere + DevOps</w:t>
-      </w:r>
-    </w:p>
-    <w:p>
-      <w:pPr>
-        <w:numPr>
-          <w:ilvl w:val="0"/>
-          <w:numId w:val="1"/>
-        </w:numPr>
-        <w:spacing w:line="321" w:lineRule="auto"/>
-        <w:ind w:left="420" w:leftChars="0" w:hanging="420" w:firstLineChars="0"/>
-        <w:rPr>
-          <w:rFonts w:hint="eastAsia" w:ascii="宋体" w:hAnsi="宋体" w:eastAsia="宋体" w:cs="宋体"/>
-          <w:snapToGrid w:val="0"/>
-          <w:color w:val="333333"/>
-          <w:spacing w:val="7"/>
-          <w:kern w:val="0"/>
-          <w:sz w:val="19"/>
-          <w:szCs w:val="19"/>
-          <w:lang w:val="en-US" w:eastAsia="en-US" w:bidi="ar-SA"/>
-        </w:rPr>
-      </w:pPr>
-      <w:r>
-        <w:rPr>
-          <w:rFonts w:hint="eastAsia" w:ascii="宋体" w:hAnsi="宋体" w:eastAsia="宋体" w:cs="宋体"/>
-          <w:snapToGrid w:val="0"/>
-          <w:color w:val="333333"/>
-          <w:spacing w:val="7"/>
-          <w:kern w:val="0"/>
-          <w:sz w:val="19"/>
-          <w:szCs w:val="19"/>
-          <w:lang w:val="en-US" w:eastAsia="en-US" w:bidi="ar-SA"/>
-        </w:rPr>
-        <w:t>性能测试：JMeter + Grafana 监控体系、全链路压测、系统瓶颈分析、数据库连接池优化</w:t>
-      </w:r>
-    </w:p>
-    <w:p>
-      <w:pPr>
-        <w:numPr>
-          <w:ilvl w:val="0"/>
-          <w:numId w:val="1"/>
-        </w:numPr>
-        <w:spacing w:line="321" w:lineRule="auto"/>
-        <w:ind w:left="420" w:leftChars="0" w:hanging="420" w:firstLineChars="0"/>
-        <w:rPr>
-          <w:rFonts w:hint="eastAsia" w:ascii="宋体" w:hAnsi="宋体" w:eastAsia="宋体" w:cs="宋体"/>
-          <w:snapToGrid w:val="0"/>
-          <w:color w:val="333333"/>
-          <w:spacing w:val="7"/>
-          <w:kern w:val="0"/>
-          <w:sz w:val="19"/>
-          <w:szCs w:val="19"/>
-          <w:lang w:val="en-US" w:eastAsia="en-US" w:bidi="ar-SA"/>
-        </w:rPr>
-      </w:pPr>
-      <w:r>
-        <w:rPr>
-          <w:rFonts w:hint="eastAsia" w:ascii="宋体" w:hAnsi="宋体" w:eastAsia="宋体" w:cs="宋体"/>
-          <w:snapToGrid w:val="0"/>
-          <w:color w:val="333333"/>
-          <w:spacing w:val="7"/>
-          <w:kern w:val="0"/>
-          <w:sz w:val="19"/>
-          <w:szCs w:val="19"/>
-          <w:lang w:val="en-US" w:eastAsia="en-US" w:bidi="ar-SA"/>
-        </w:rPr>
-        <w:t>开发语言：Python、JavaScript、SQL（Hive/MySQL/PostgreSQL）、Shell、CSS、HTML</w:t>
-      </w:r>
-    </w:p>
-    <w:p>
-      <w:pPr>
-        <w:numPr>
-          <w:ilvl w:val="0"/>
-          <w:numId w:val="1"/>
-        </w:numPr>
-        <w:spacing w:line="321" w:lineRule="auto"/>
-        <w:ind w:left="420" w:leftChars="0" w:hanging="420" w:firstLineChars="0"/>
-        <w:rPr>
-          <w:rFonts w:hint="eastAsia" w:ascii="宋体" w:hAnsi="宋体" w:eastAsia="宋体" w:cs="宋体"/>
-          <w:snapToGrid w:val="0"/>
-          <w:color w:val="333333"/>
-          <w:spacing w:val="7"/>
-          <w:kern w:val="0"/>
-          <w:sz w:val="19"/>
-          <w:szCs w:val="19"/>
-          <w:lang w:val="en-US" w:eastAsia="en-US" w:bidi="ar-SA"/>
-        </w:rPr>
-      </w:pPr>
-      <w:r>
-        <w:rPr>
-          <w:rFonts w:hint="eastAsia" w:ascii="宋体" w:hAnsi="宋体" w:eastAsia="宋体" w:cs="宋体"/>
-          <w:snapToGrid w:val="0"/>
-          <w:color w:val="333333"/>
-          <w:spacing w:val="7"/>
-          <w:kern w:val="0"/>
-          <w:sz w:val="19"/>
-          <w:szCs w:val="19"/>
-          <w:lang w:val="en-US" w:eastAsia="en-US" w:bidi="ar-SA"/>
-        </w:rPr>
-        <w:t>业务领域：</w:t>
-      </w:r>
-      <w:r>
-        <w:rPr>
-          <w:rFonts w:hint="eastAsia" w:ascii="宋体" w:hAnsi="宋体" w:eastAsia="宋体" w:cs="宋体"/>
-          <w:snapToGrid w:val="0"/>
-          <w:color w:val="333333"/>
-          <w:spacing w:val="7"/>
-          <w:kern w:val="0"/>
-          <w:sz w:val="19"/>
-          <w:szCs w:val="19"/>
-          <w:lang w:val="en-US" w:eastAsia="zh-CN" w:bidi="ar-SA"/>
-        </w:rPr>
-        <w:t>财务大数据全链路</w:t>
-      </w:r>
-      <w:r>
-        <w:rPr>
-          <w:rFonts w:hint="eastAsia" w:ascii="宋体" w:hAnsi="宋体" w:eastAsia="宋体" w:cs="宋体"/>
-          <w:snapToGrid w:val="0"/>
-          <w:color w:val="333333"/>
-          <w:spacing w:val="7"/>
-          <w:kern w:val="0"/>
-          <w:sz w:val="19"/>
-          <w:szCs w:val="19"/>
-          <w:lang w:val="en-US" w:eastAsia="en-US" w:bidi="ar-SA"/>
-        </w:rPr>
-        <w:t>、供应链 ERP（Odoo）、金融 APP（易金通）、搜索引擎算法测试</w:t>
+          <w:sz w:val="20"/>
+          <w:szCs w:val="20"/>
+        </w:rPr>
+        <w:t>性能与安全测试：基于JMeter+top完成高并发性能测试与系统资源监控。具备安全测试与UAT验收经验，管理跨部门测试资源与版本交付</w:t>
       </w:r>
     </w:p>
     <w:p>
@@ -1348,8 +1168,6 @@
           <w:color w:val="333333"/>
         </w:rPr>
       </w:pPr>
-      <w:bookmarkStart w:id="0" w:name="_GoBack"/>
-      <w:bookmarkEnd w:id="0"/>
     </w:p>
     <w:p>
       <w:pPr>
@@ -2846,7 +2664,34 @@
           <w:sz w:val="24"/>
           <w:szCs w:val="24"/>
         </w:rPr>
-        <w:t xml:space="preserve">易金通     </w:t>
+        <w:t xml:space="preserve">易金通 </w:t>
+      </w:r>
+      <w:r>
+        <w:rPr>
+          <w:rFonts w:hint="eastAsia" w:ascii="微软雅黑" w:hAnsi="微软雅黑" w:eastAsia="微软雅黑" w:cs="微软雅黑"/>
+          <w:b/>
+          <w:bCs/>
+          <w:color w:val="333333"/>
+          <w:spacing w:val="4"/>
+          <w:sz w:val="24"/>
+          <w:szCs w:val="24"/>
+          <w:lang w:val="en-US" w:eastAsia="zh-CN"/>
+        </w:rPr>
+        <w:t>APP</w:t>
+      </w:r>
+      <w:bookmarkStart w:id="0" w:name="_GoBack"/>
+      <w:bookmarkEnd w:id="0"/>
+      <w:r>
+        <w:rPr>
+          <w:rFonts w:ascii="微软雅黑" w:hAnsi="微软雅黑" w:eastAsia="微软雅黑" w:cs="微软雅黑"/>
+          <w:b/>
+          <w:bCs/>
+          <w:color w:val="333333"/>
+          <w:spacing w:val="4"/>
+          <w:sz w:val="24"/>
+          <w:szCs w:val="24"/>
+        </w:rPr>
+        <w:t xml:space="preserve">    </w:t>
       </w:r>
       <w:r>
         <w:rPr>
@@ -3186,7 +3031,7 @@
       </w:pPr>
       <w:r>
         <w:drawing>
-          <wp:anchor distT="0" distB="0" distL="0" distR="0" simplePos="0" relativeHeight="251664384" behindDoc="0" locked="0" layoutInCell="1" allowOverlap="1">
+          <wp:anchor distT="0" distB="0" distL="0" distR="0" simplePos="0" relativeHeight="251663360" behindDoc="0" locked="0" layoutInCell="1" allowOverlap="1">
             <wp:simplePos x="0" y="0"/>
             <wp:positionH relativeFrom="column">
               <wp:posOffset>-127635</wp:posOffset>
@@ -3395,31 +3240,6 @@
     </w:pPr>
   </w:p>
 </w:hdr>
-</file>
-
-<file path=word/numbering.xml><?xml version="1.0" encoding="utf-8"?>
-<w:numbering xmlns:wpc="http://schemas.microsoft.com/office/word/2010/wordprocessingCanvas" xmlns:mc="http://schemas.openxmlformats.org/markup-compatibility/2006" xmlns:o="urn:schemas-microsoft-com:office:office" xmlns:r="http://schemas.openxmlformats.org/officeDocument/2006/relationships" xmlns:m="http://schemas.openxmlformats.org/officeDocument/2006/math" xmlns:v="urn:schemas-microsoft-com:vml" xmlns:wp14="http://schemas.microsoft.com/office/word/2010/wordprocessingDrawing" xmlns:wp="http://schemas.openxmlformats.org/drawingml/2006/wordprocessingDrawing" xmlns:w10="urn:schemas-microsoft-com:office:word" xmlns:w="http://schemas.openxmlformats.org/wordprocessingml/2006/main" xmlns:w14="http://schemas.microsoft.com/office/word/2010/wordml" xmlns:wpg="http://schemas.microsoft.com/office/word/2010/wordprocessingGroup" xmlns:wpi="http://schemas.microsoft.com/office/word/2010/wordprocessingInk" xmlns:wne="http://schemas.microsoft.com/office/word/2006/wordml" xmlns:wps="http://schemas.microsoft.com/office/word/2010/wordprocessingShape" xmlns:wpsCustomData="http://www.wps.cn/officeDocument/2013/wpsCustomData" mc:Ignorable="w14 wp14">
-  <w:abstractNum w:abstractNumId="0">
-    <w:nsid w:val="6E0ED384"/>
-    <w:multiLevelType w:val="singleLevel"/>
-    <w:tmpl w:val="6E0ED384"/>
-    <w:lvl w:ilvl="0" w:tentative="0">
-      <w:start w:val="1"/>
-      <w:numFmt w:val="bullet"/>
-      <w:lvlText w:val=""/>
-      <w:lvlJc w:val="left"/>
-      <w:pPr>
-        <w:ind w:left="420" w:hanging="420"/>
-      </w:pPr>
-      <w:rPr>
-        <w:rFonts w:hint="default" w:ascii="Wingdings" w:hAnsi="Wingdings"/>
-      </w:rPr>
-    </w:lvl>
-  </w:abstractNum>
-  <w:num w:numId="1">
-    <w:abstractNumId w:val="0"/>
-  </w:num>
-</w:numbering>
 </file>
 
 <file path=word/styles.xml><?xml version="1.0" encoding="utf-8"?>

--- a/简历/非交易所修改/王鹏-测试工程师-7年-本科.docx
+++ b/简历/非交易所修改/王鹏-测试工程师-7年-本科.docx
@@ -603,37 +603,8 @@
         </w:rPr>
         <w:t>大数据与ERP测试：精通Hive SQL、PostgreSQL、Python、Odoo、用友ERP系统。独立负责财务大数据全链路质量保障，设计T+1数据完整性校验方案，确保海量财务数据零丢失、零重复。深入理解Odoo业务链路（采购→库存→销售→开票全流程），具备ERP供应链核算闭环测试经验</w:t>
       </w:r>
-    </w:p>
-    <w:p>
-      <w:pPr>
-        <w:numPr>
-          <w:ilvl w:val="0"/>
-          <w:numId w:val="0"/>
-        </w:numPr>
-        <w:spacing w:after="40" w:line="360" w:lineRule="exact"/>
-        <w:ind w:leftChars="0"/>
-        <w:rPr>
-          <w:rFonts w:hint="eastAsia" w:ascii="宋体" w:hAnsi="宋体" w:eastAsia="宋体" w:cs="宋体"/>
-          <w:sz w:val="20"/>
-          <w:szCs w:val="20"/>
-        </w:rPr>
-      </w:pPr>
-      <w:r>
-        <w:rPr>
-          <w:rFonts w:ascii="宋体" w:hAnsi="宋体"/>
-          <w:sz w:val="20"/>
-          <w:szCs w:val="20"/>
-        </w:rPr>
-        <w:t xml:space="preserve">▸ </w:t>
-      </w:r>
-      <w:r>
-        <w:rPr>
-          <w:rFonts w:hint="eastAsia" w:ascii="宋体" w:hAnsi="宋体" w:eastAsia="宋体" w:cs="宋体"/>
-          <w:sz w:val="20"/>
-          <w:szCs w:val="20"/>
-        </w:rPr>
-        <w:t>性能与安全测试：基于JMeter+top完成高并发性能测试与系统资源监控。具备安全测试与UAT验收经验，管理跨部门测试资源与版本交付</w:t>
-      </w:r>
+      <w:bookmarkStart w:id="0" w:name="_GoBack"/>
+      <w:bookmarkEnd w:id="0"/>
     </w:p>
     <w:p>
       <w:pPr>
@@ -1813,25 +1784,6 @@
           <w:lang w:val="en-US" w:eastAsia="zh-CN"/>
         </w:rPr>
       </w:pPr>
-      <w:r>
-        <w:rPr>
-          <w:rFonts w:hint="eastAsia"/>
-          <w:color w:val="333333"/>
-          <w:lang w:val="en-US" w:eastAsia="zh-CN"/>
-        </w:rPr>
-        <w:t>5、搭建 API 自动化测试引擎，支持 HTTP/WebSocket 双协议、15+ 断言类型、环境变量继承，定时任务支持 Cron/Interval/Once 三种触发方式，集成飞书/企微/钉钉多通道通知</w:t>
-      </w:r>
-    </w:p>
-    <w:p>
-      <w:pPr>
-        <w:pStyle w:val="2"/>
-        <w:spacing w:before="145" w:line="222" w:lineRule="auto"/>
-        <w:rPr>
-          <w:rFonts w:hint="eastAsia"/>
-          <w:color w:val="333333"/>
-          <w:lang w:val="en-US" w:eastAsia="zh-CN"/>
-        </w:rPr>
-      </w:pPr>
     </w:p>
     <w:p>
       <w:pPr>
@@ -2679,8 +2631,6 @@
         </w:rPr>
         <w:t>APP</w:t>
       </w:r>
-      <w:bookmarkStart w:id="0" w:name="_GoBack"/>
-      <w:bookmarkEnd w:id="0"/>
       <w:r>
         <w:rPr>
           <w:rFonts w:ascii="微软雅黑" w:hAnsi="微软雅黑" w:eastAsia="微软雅黑" w:cs="微软雅黑"/>
